--- a/LAB-2/STATIC ROUTER CONFIGURATION.docx
+++ b/LAB-2/STATIC ROUTER CONFIGURATION.docx
@@ -209,6 +209,160 @@
           <w:b/>
           <w:u w:val="single"/>
         </w:rPr>
+        <w:t>Router 1:</w:t>
+      </w:r>
+    </w:p>
+    <w:p>
+      <w:pPr>
+        <w:rPr>
+          <w:rFonts w:ascii="Lato" w:hAnsi="Lato"/>
+        </w:rPr>
+      </w:pPr>
+      <w:r>
+        <w:rPr>
+          <w:rFonts w:ascii="Lato" w:hAnsi="Lato"/>
+        </w:rPr>
+        <w:t>-</w:t>
+      </w:r>
+      <w:r>
+        <w:rPr>
+          <w:rFonts w:ascii="Lato" w:hAnsi="Lato"/>
+        </w:rPr>
+        <w:t>Router G0/</w:t>
+      </w:r>
+      <w:proofErr w:type="gramStart"/>
+      <w:r>
+        <w:rPr>
+          <w:rFonts w:ascii="Lato" w:hAnsi="Lato"/>
+        </w:rPr>
+        <w:t>0 :</w:t>
+      </w:r>
+      <w:proofErr w:type="gramEnd"/>
+      <w:r>
+        <w:rPr>
+          <w:rFonts w:ascii="Lato" w:hAnsi="Lato"/>
+        </w:rPr>
+        <w:t xml:space="preserve"> 192.168.1.1/24</w:t>
+      </w:r>
+    </w:p>
+    <w:p>
+      <w:pPr>
+        <w:rPr>
+          <w:rFonts w:ascii="Lato" w:hAnsi="Lato"/>
+        </w:rPr>
+      </w:pPr>
+      <w:r>
+        <w:rPr>
+          <w:rFonts w:ascii="Lato" w:hAnsi="Lato"/>
+        </w:rPr>
+        <w:t>-Router G0/</w:t>
+      </w:r>
+      <w:proofErr w:type="gramStart"/>
+      <w:r>
+        <w:rPr>
+          <w:rFonts w:ascii="Lato" w:hAnsi="Lato"/>
+        </w:rPr>
+        <w:t>1 :</w:t>
+      </w:r>
+      <w:proofErr w:type="gramEnd"/>
+      <w:r>
+        <w:rPr>
+          <w:rFonts w:ascii="Lato" w:hAnsi="Lato"/>
+        </w:rPr>
+        <w:t xml:space="preserve"> 10.0.0.1</w:t>
+      </w:r>
+    </w:p>
+    <w:p>
+      <w:pPr>
+        <w:rPr>
+          <w:rFonts w:ascii="Lato" w:hAnsi="Lato"/>
+          <w:b/>
+          <w:u w:val="single"/>
+        </w:rPr>
+      </w:pPr>
+      <w:r>
+        <w:rPr>
+          <w:rFonts w:ascii="Lato" w:hAnsi="Lato"/>
+          <w:b/>
+          <w:u w:val="single"/>
+        </w:rPr>
+        <w:t>Router 2:</w:t>
+      </w:r>
+    </w:p>
+    <w:p>
+      <w:pPr>
+        <w:rPr>
+          <w:rFonts w:ascii="Lato" w:hAnsi="Lato"/>
+        </w:rPr>
+      </w:pPr>
+      <w:r>
+        <w:rPr>
+          <w:rFonts w:ascii="Lato" w:hAnsi="Lato"/>
+        </w:rPr>
+        <w:t>- Router G0/</w:t>
+      </w:r>
+      <w:proofErr w:type="gramStart"/>
+      <w:r>
+        <w:rPr>
+          <w:rFonts w:ascii="Lato" w:hAnsi="Lato"/>
+        </w:rPr>
+        <w:t>0</w:t>
+      </w:r>
+      <w:r>
+        <w:rPr>
+          <w:rFonts w:ascii="Lato" w:hAnsi="Lato"/>
+        </w:rPr>
+        <w:t xml:space="preserve"> :</w:t>
+      </w:r>
+      <w:proofErr w:type="gramEnd"/>
+      <w:r>
+        <w:rPr>
+          <w:rFonts w:ascii="Lato" w:hAnsi="Lato"/>
+        </w:rPr>
+        <w:t xml:space="preserve"> 192.168.2.1/24</w:t>
+      </w:r>
+    </w:p>
+    <w:p>
+      <w:pPr>
+        <w:rPr>
+          <w:rFonts w:ascii="Lato" w:hAnsi="Lato"/>
+        </w:rPr>
+      </w:pPr>
+      <w:r>
+        <w:rPr>
+          <w:rFonts w:ascii="Lato" w:hAnsi="Lato"/>
+        </w:rPr>
+        <w:t>-Router G0/</w:t>
+      </w:r>
+      <w:proofErr w:type="gramStart"/>
+      <w:r>
+        <w:rPr>
+          <w:rFonts w:ascii="Lato" w:hAnsi="Lato"/>
+        </w:rPr>
+        <w:t>1 :</w:t>
+      </w:r>
+      <w:proofErr w:type="gramEnd"/>
+      <w:r>
+        <w:rPr>
+          <w:rFonts w:ascii="Lato" w:hAnsi="Lato"/>
+        </w:rPr>
+        <w:t xml:space="preserve"> 10.0.0.2</w:t>
+      </w:r>
+    </w:p>
+    <w:p>
+      <w:pPr>
+        <w:rPr>
+          <w:rFonts w:ascii="Lato" w:hAnsi="Lato"/>
+          <w:b/>
+          <w:u w:val="single"/>
+        </w:rPr>
+      </w:pPr>
+      <w:r>
+        <w:rPr>
+          <w:rFonts w:ascii="Lato" w:hAnsi="Lato"/>
+          <w:b/>
+          <w:u w:val="single"/>
+        </w:rPr>
         <w:t>LAN1</w:t>
       </w:r>
     </w:p>
@@ -222,21 +376,21 @@
         <w:rPr>
           <w:rFonts w:ascii="Lato" w:hAnsi="Lato"/>
         </w:rPr>
-        <w:t>- Router G0/</w:t>
+        <w:t xml:space="preserve">- </w:t>
       </w:r>
       <w:proofErr w:type="gramStart"/>
       <w:r>
         <w:rPr>
           <w:rFonts w:ascii="Lato" w:hAnsi="Lato"/>
         </w:rPr>
-        <w:t>0 :</w:t>
+        <w:t>PC0 :</w:t>
       </w:r>
       <w:proofErr w:type="gramEnd"/>
       <w:r>
         <w:rPr>
           <w:rFonts w:ascii="Lato" w:hAnsi="Lato"/>
         </w:rPr>
-        <w:t xml:space="preserve"> 192.168.1.1/24</w:t>
+        <w:t xml:space="preserve"> 192.168.1.2/24</w:t>
       </w:r>
     </w:p>
     <w:p>
@@ -256,14 +410,44 @@
         <w:rPr>
           <w:rFonts w:ascii="Lato" w:hAnsi="Lato"/>
         </w:rPr>
-        <w:t>PC0 :</w:t>
+        <w:t>PC1 :</w:t>
       </w:r>
       <w:proofErr w:type="gramEnd"/>
       <w:r>
         <w:rPr>
           <w:rFonts w:ascii="Lato" w:hAnsi="Lato"/>
         </w:rPr>
-        <w:t xml:space="preserve"> 192.168.1.2/24</w:t>
+        <w:t xml:space="preserve"> 192.168.1.3/24</w:t>
+      </w:r>
+    </w:p>
+    <w:p>
+      <w:pPr>
+        <w:rPr>
+          <w:rFonts w:ascii="Lato" w:hAnsi="Lato"/>
+        </w:rPr>
+      </w:pPr>
+      <w:r>
+        <w:rPr>
+          <w:rFonts w:ascii="Lato" w:hAnsi="Lato"/>
+        </w:rPr>
+        <w:t>-PCN: 192.168.1.N/24</w:t>
+      </w:r>
+    </w:p>
+    <w:p>
+      <w:pPr>
+        <w:rPr>
+          <w:rFonts w:ascii="Lato" w:hAnsi="Lato"/>
+          <w:b/>
+          <w:u w:val="single"/>
+        </w:rPr>
+      </w:pPr>
+      <w:r>
+        <w:rPr>
+          <w:rFonts w:ascii="Lato" w:hAnsi="Lato"/>
+          <w:b/>
+          <w:u w:val="single"/>
+        </w:rPr>
+        <w:t>LAN2</w:t>
       </w:r>
     </w:p>
     <w:p>
@@ -283,27 +467,66 @@
         <w:rPr>
           <w:rFonts w:ascii="Lato" w:hAnsi="Lato"/>
         </w:rPr>
-        <w:t>PC1 :</w:t>
+        <w:t>PC0</w:t>
+      </w:r>
+      <w:r>
+        <w:rPr>
+          <w:rFonts w:ascii="Lato" w:hAnsi="Lato"/>
+        </w:rPr>
+        <w:t xml:space="preserve"> :</w:t>
       </w:r>
       <w:proofErr w:type="gramEnd"/>
       <w:r>
         <w:rPr>
           <w:rFonts w:ascii="Lato" w:hAnsi="Lato"/>
         </w:rPr>
-        <w:t xml:space="preserve"> 192.168.1.3/24</w:t>
-      </w:r>
-    </w:p>
-    <w:p>
-      <w:pPr>
-        <w:rPr>
-          <w:rFonts w:ascii="Lato" w:hAnsi="Lato"/>
-        </w:rPr>
-      </w:pPr>
-      <w:r>
-        <w:rPr>
-          <w:rFonts w:ascii="Lato" w:hAnsi="Lato"/>
-        </w:rPr>
-        <w:t>-PCN: 192.168.1.N/24</w:t>
+        <w:t xml:space="preserve"> 192.168.2.2/24</w:t>
+      </w:r>
+    </w:p>
+    <w:p>
+      <w:pPr>
+        <w:rPr>
+          <w:rFonts w:ascii="Lato" w:hAnsi="Lato"/>
+        </w:rPr>
+      </w:pPr>
+      <w:r>
+        <w:rPr>
+          <w:rFonts w:ascii="Lato" w:hAnsi="Lato"/>
+        </w:rPr>
+        <w:t xml:space="preserve">- </w:t>
+      </w:r>
+      <w:proofErr w:type="gramStart"/>
+      <w:r>
+        <w:rPr>
+          <w:rFonts w:ascii="Lato" w:hAnsi="Lato"/>
+        </w:rPr>
+        <w:t>PC1</w:t>
+      </w:r>
+      <w:r>
+        <w:rPr>
+          <w:rFonts w:ascii="Lato" w:hAnsi="Lato"/>
+        </w:rPr>
+        <w:t xml:space="preserve"> :</w:t>
+      </w:r>
+      <w:proofErr w:type="gramEnd"/>
+      <w:r>
+        <w:rPr>
+          <w:rFonts w:ascii="Lato" w:hAnsi="Lato"/>
+        </w:rPr>
+        <w:t xml:space="preserve"> 192.168.2.5/24</w:t>
+      </w:r>
+    </w:p>
+    <w:p>
+      <w:pPr>
+        <w:rPr>
+          <w:rFonts w:ascii="Lato" w:hAnsi="Lato"/>
+        </w:rPr>
+      </w:pPr>
+      <w:r>
+        <w:rPr>
+          <w:rFonts w:ascii="Lato" w:hAnsi="Lato"/>
+        </w:rPr>
+        <w:t>-PCN: 192.168.2.N/24</w:t>
       </w:r>
     </w:p>
     <w:p>
@@ -320,203 +543,80 @@
           <w:b/>
           <w:u w:val="single"/>
         </w:rPr>
-        <w:t>LAN2</w:t>
-      </w:r>
-    </w:p>
-    <w:p>
-      <w:pPr>
-        <w:rPr>
-          <w:rFonts w:ascii="Lato" w:hAnsi="Lato"/>
-        </w:rPr>
-      </w:pPr>
-      <w:r>
-        <w:rPr>
-          <w:rFonts w:ascii="Lato" w:hAnsi="Lato"/>
-        </w:rPr>
-        <w:t>- Router G0/</w:t>
+        <w:t>Router Configuration:</w:t>
+      </w:r>
+    </w:p>
+    <w:p>
+      <w:pPr>
+        <w:rPr>
+          <w:rFonts w:ascii="Lato" w:hAnsi="Lato"/>
+        </w:rPr>
+      </w:pPr>
+      <w:r>
+        <w:rPr>
+          <w:rFonts w:ascii="Lato" w:hAnsi="Lato"/>
+        </w:rPr>
+        <w:tab/>
+      </w:r>
+      <w:r>
+        <w:rPr>
+          <w:rFonts w:ascii="Lato" w:hAnsi="Lato"/>
+        </w:rPr>
+        <w:tab/>
+        <w:t>-&gt;Open the router command line interface</w:t>
+      </w:r>
+    </w:p>
+    <w:p>
+      <w:pPr>
+        <w:rPr>
+          <w:rFonts w:ascii="Lato" w:hAnsi="Lato"/>
+        </w:rPr>
+      </w:pPr>
+      <w:r>
+        <w:rPr>
+          <w:rFonts w:ascii="Lato" w:hAnsi="Lato"/>
+        </w:rPr>
+        <w:tab/>
+      </w:r>
+      <w:r>
+        <w:rPr>
+          <w:rFonts w:ascii="Lato" w:hAnsi="Lato"/>
+        </w:rPr>
+        <w:tab/>
+        <w:t>-&gt;router&gt; it is normal user command line</w:t>
+      </w:r>
+    </w:p>
+    <w:p>
+      <w:pPr>
+        <w:rPr>
+          <w:rFonts w:ascii="Lato" w:hAnsi="Lato"/>
+        </w:rPr>
+      </w:pPr>
+      <w:r>
+        <w:rPr>
+          <w:rFonts w:ascii="Lato" w:hAnsi="Lato"/>
+        </w:rPr>
+        <w:tab/>
+      </w:r>
+      <w:r>
+        <w:rPr>
+          <w:rFonts w:ascii="Lato" w:hAnsi="Lato"/>
+        </w:rPr>
+        <w:tab/>
+        <w:t xml:space="preserve">1. </w:t>
       </w:r>
       <w:proofErr w:type="gramStart"/>
       <w:r>
         <w:rPr>
           <w:rFonts w:ascii="Lato" w:hAnsi="Lato"/>
         </w:rPr>
-        <w:t>1 :</w:t>
+        <w:t>enable</w:t>
       </w:r>
       <w:proofErr w:type="gramEnd"/>
       <w:r>
         <w:rPr>
           <w:rFonts w:ascii="Lato" w:hAnsi="Lato"/>
         </w:rPr>
-        <w:t xml:space="preserve"> 192.168.2.1/24</w:t>
-      </w:r>
-    </w:p>
-    <w:p>
-      <w:pPr>
-        <w:rPr>
-          <w:rFonts w:ascii="Lato" w:hAnsi="Lato"/>
-        </w:rPr>
-      </w:pPr>
-      <w:r>
-        <w:rPr>
-          <w:rFonts w:ascii="Lato" w:hAnsi="Lato"/>
-        </w:rPr>
-        <w:t xml:space="preserve">- </w:t>
-      </w:r>
-      <w:proofErr w:type="gramStart"/>
-      <w:r>
-        <w:rPr>
-          <w:rFonts w:ascii="Lato" w:hAnsi="Lato"/>
-        </w:rPr>
-        <w:t>PC0</w:t>
-      </w:r>
-      <w:r>
-        <w:rPr>
-          <w:rFonts w:ascii="Lato" w:hAnsi="Lato"/>
-        </w:rPr>
-        <w:t xml:space="preserve"> :</w:t>
-      </w:r>
-      <w:proofErr w:type="gramEnd"/>
-      <w:r>
-        <w:rPr>
-          <w:rFonts w:ascii="Lato" w:hAnsi="Lato"/>
-        </w:rPr>
-        <w:t xml:space="preserve"> 192.168.2.2/24</w:t>
-      </w:r>
-    </w:p>
-    <w:p>
-      <w:pPr>
-        <w:rPr>
-          <w:rFonts w:ascii="Lato" w:hAnsi="Lato"/>
-        </w:rPr>
-      </w:pPr>
-      <w:r>
-        <w:rPr>
-          <w:rFonts w:ascii="Lato" w:hAnsi="Lato"/>
-        </w:rPr>
-        <w:t xml:space="preserve">- </w:t>
-      </w:r>
-      <w:proofErr w:type="gramStart"/>
-      <w:r>
-        <w:rPr>
-          <w:rFonts w:ascii="Lato" w:hAnsi="Lato"/>
-        </w:rPr>
-        <w:t>PC1</w:t>
-      </w:r>
-      <w:r>
-        <w:rPr>
-          <w:rFonts w:ascii="Lato" w:hAnsi="Lato"/>
-        </w:rPr>
-        <w:t xml:space="preserve"> :</w:t>
-      </w:r>
-      <w:proofErr w:type="gramEnd"/>
-      <w:r>
-        <w:rPr>
-          <w:rFonts w:ascii="Lato" w:hAnsi="Lato"/>
-        </w:rPr>
-        <w:t xml:space="preserve"> 192.168.2.5/24</w:t>
-      </w:r>
-    </w:p>
-    <w:p>
-      <w:pPr>
-        <w:rPr>
-          <w:rFonts w:ascii="Lato" w:hAnsi="Lato"/>
-        </w:rPr>
-      </w:pPr>
-      <w:r>
-        <w:rPr>
-          <w:rFonts w:ascii="Lato" w:hAnsi="Lato"/>
-        </w:rPr>
-        <w:t>-PCN: 192.168.2.N/24</w:t>
-      </w:r>
-    </w:p>
-    <w:p>
-      <w:pPr>
-        <w:rPr>
-          <w:rFonts w:ascii="Lato" w:hAnsi="Lato"/>
-          <w:b/>
-          <w:u w:val="single"/>
-        </w:rPr>
-      </w:pPr>
-      <w:r>
-        <w:rPr>
-          <w:rFonts w:ascii="Lato" w:hAnsi="Lato"/>
-          <w:b/>
-          <w:u w:val="single"/>
-        </w:rPr>
-        <w:t>Router Configuration:</w:t>
-      </w:r>
-    </w:p>
-    <w:p>
-      <w:pPr>
-        <w:rPr>
-          <w:rFonts w:ascii="Lato" w:hAnsi="Lato"/>
-        </w:rPr>
-      </w:pPr>
-      <w:r>
-        <w:rPr>
-          <w:rFonts w:ascii="Lato" w:hAnsi="Lato"/>
-        </w:rPr>
-        <w:tab/>
-      </w:r>
-      <w:r>
-        <w:rPr>
-          <w:rFonts w:ascii="Lato" w:hAnsi="Lato"/>
-        </w:rPr>
-        <w:tab/>
-        <w:t>-&gt;Open the router command line interface</w:t>
-      </w:r>
-    </w:p>
-    <w:p>
-      <w:pPr>
-        <w:rPr>
-          <w:rFonts w:ascii="Lato" w:hAnsi="Lato"/>
-        </w:rPr>
-      </w:pPr>
-      <w:r>
-        <w:rPr>
-          <w:rFonts w:ascii="Lato" w:hAnsi="Lato"/>
-        </w:rPr>
-        <w:tab/>
-      </w:r>
-      <w:r>
-        <w:rPr>
-          <w:rFonts w:ascii="Lato" w:hAnsi="Lato"/>
-        </w:rPr>
-        <w:tab/>
-        <w:t>-&gt;router&gt; it is normal user command line</w:t>
-      </w:r>
-    </w:p>
-    <w:p>
-      <w:pPr>
-        <w:rPr>
-          <w:rFonts w:ascii="Lato" w:hAnsi="Lato"/>
-        </w:rPr>
-      </w:pPr>
-      <w:r>
-        <w:rPr>
-          <w:rFonts w:ascii="Lato" w:hAnsi="Lato"/>
-        </w:rPr>
-        <w:tab/>
-      </w:r>
-      <w:r>
-        <w:rPr>
-          <w:rFonts w:ascii="Lato" w:hAnsi="Lato"/>
-        </w:rPr>
-        <w:tab/>
-        <w:t xml:space="preserve">1. </w:t>
-      </w:r>
-      <w:proofErr w:type="gramStart"/>
-      <w:r>
-        <w:rPr>
-          <w:rFonts w:ascii="Lato" w:hAnsi="Lato"/>
-        </w:rPr>
-        <w:t>enable</w:t>
-      </w:r>
-      <w:proofErr w:type="gramEnd"/>
-      <w:r>
-        <w:rPr>
-          <w:rFonts w:ascii="Lato" w:hAnsi="Lato"/>
-        </w:rPr>
         <w:t xml:space="preserve"> – The router gives the administrative permission</w:t>
       </w:r>
     </w:p>
@@ -530,6 +630,7 @@
         <w:rPr>
           <w:rFonts w:ascii="Lato" w:hAnsi="Lato"/>
         </w:rPr>
+        <w:lastRenderedPageBreak/>
         <w:tab/>
       </w:r>
       <w:r>
@@ -669,7 +770,6 @@
         <w:rPr>
           <w:rFonts w:ascii="Lato" w:hAnsi="Lato"/>
         </w:rPr>
-        <w:lastRenderedPageBreak/>
         <w:tab/>
       </w:r>
       <w:r>
@@ -1849,6 +1949,7 @@
         <w:rPr>
           <w:rFonts w:ascii="Lato" w:hAnsi="Lato"/>
         </w:rPr>
+        <w:lastRenderedPageBreak/>
         <w:tab/>
       </w:r>
       <w:r>
@@ -1911,7 +2012,6 @@
         <w:rPr>
           <w:rFonts w:ascii="Lato" w:hAnsi="Lato"/>
         </w:rPr>
-        <w:lastRenderedPageBreak/>
         <w:tab/>
       </w:r>
       <w:r>
@@ -2087,21 +2187,21 @@
           <w:rFonts w:ascii="Lato" w:hAnsi="Lato"/>
         </w:rPr>
         <w:tab/>
-        <w:t xml:space="preserve">         </w:t>
-      </w:r>
-      <w:proofErr w:type="gramStart"/>
-      <w:r>
-        <w:rPr>
-          <w:rFonts w:ascii="Lato" w:hAnsi="Lato"/>
-        </w:rPr>
-        <w:t>show</w:t>
-      </w:r>
-      <w:proofErr w:type="gramEnd"/>
-      <w:r>
-        <w:rPr>
-          <w:rFonts w:ascii="Lato" w:hAnsi="Lato"/>
-        </w:rPr>
-        <w:t xml:space="preserve"> </w:t>
+        <w:t xml:space="preserve">     </w:t>
+      </w:r>
+      <w:r>
+        <w:rPr>
+          <w:rFonts w:ascii="Lato" w:hAnsi="Lato"/>
+        </w:rPr>
+        <w:t>-&gt;</w:t>
+      </w:r>
+      <w:bookmarkStart w:id="0" w:name="_GoBack"/>
+      <w:bookmarkEnd w:id="0"/>
+      <w:r>
+        <w:rPr>
+          <w:rFonts w:ascii="Lato" w:hAnsi="Lato"/>
+        </w:rPr>
+        <w:t xml:space="preserve">   show </w:t>
       </w:r>
       <w:proofErr w:type="spellStart"/>
       <w:r>
@@ -2258,14 +2358,26 @@
           <w:rFonts w:ascii="Lato" w:hAnsi="Lato"/>
         </w:rPr>
         <w:tab/>
-        <w:t xml:space="preserve">         </w:t>
+        <w:t xml:space="preserve">       </w:t>
+      </w:r>
+      <w:r>
+        <w:rPr>
+          <w:rFonts w:ascii="Lato" w:hAnsi="Lato"/>
+        </w:rPr>
+        <w:t>-</w:t>
       </w:r>
       <w:proofErr w:type="gramStart"/>
       <w:r>
         <w:rPr>
           <w:rFonts w:ascii="Lato" w:hAnsi="Lato"/>
         </w:rPr>
-        <w:t>show</w:t>
+        <w:t>&gt;</w:t>
+      </w:r>
+      <w:r>
+        <w:rPr>
+          <w:rFonts w:ascii="Lato" w:hAnsi="Lato"/>
+        </w:rPr>
+        <w:t xml:space="preserve">  show</w:t>
       </w:r>
       <w:proofErr w:type="gramEnd"/>
       <w:r>
@@ -2304,8 +2416,8 @@
         </w:rPr>
         <w:drawing>
           <wp:inline distT="0" distB="0" distL="0" distR="0" wp14:anchorId="41BF003A" wp14:editId="577893AD">
-            <wp:extent cx="4468091" cy="2551322"/>
-            <wp:effectExtent l="0" t="0" r="0" b="1905"/>
+            <wp:extent cx="3528060" cy="2014556"/>
+            <wp:effectExtent l="0" t="0" r="0" b="5080"/>
             <wp:docPr id="6" name="Picture 6" descr="C:\Users\const\OneDrive\Pictures\Screenshots\Screenshot 2026-07-24 074922.png"/>
             <wp:cNvGraphicFramePr>
               <a:graphicFrameLocks xmlns:a="http://schemas.openxmlformats.org/drawingml/2006/main" noChangeAspect="1"/>
@@ -2335,7 +2447,7 @@
                   <pic:spPr bwMode="auto">
                     <a:xfrm>
                       <a:off x="0" y="0"/>
-                      <a:ext cx="4468091" cy="2551322"/>
+                      <a:ext cx="3530249" cy="2015806"/>
                     </a:xfrm>
                     <a:prstGeom prst="rect">
                       <a:avLst/>
@@ -2692,14 +2804,7 @@
           <w:rFonts w:ascii="Lato" w:hAnsi="Lato"/>
           <w:b/>
         </w:rPr>
-        <w:t>Expected</w:t>
-      </w:r>
-      <w:r>
-        <w:rPr>
-          <w:rFonts w:ascii="Lato" w:hAnsi="Lato"/>
-          <w:b/>
-        </w:rPr>
-        <w:t xml:space="preserve"> Result:</w:t>
+        <w:t>Expected Result:</w:t>
       </w:r>
     </w:p>
     <w:p>
@@ -2874,8 +2979,6 @@
         </w:rPr>
         <w:t>Output:</w:t>
       </w:r>
-      <w:bookmarkStart w:id="0" w:name="_GoBack"/>
-      <w:bookmarkEnd w:id="0"/>
     </w:p>
     <w:p>
       <w:pPr>
